--- a/Fases_Dokumentasie/Fase1.docx
+++ b/Fases_Dokumentasie/Fase1.docx
@@ -136,14 +136,7 @@
                               <w:sz w:val="28"/>
                               <w:szCs w:val="28"/>
                             </w:rPr>
-                            <w:t xml:space="preserve">Noelle </w:t>
-                          </w:r>
-                          <w:r>
-                            <w:rPr>
-                              <w:sz w:val="28"/>
-                              <w:szCs w:val="28"/>
-                            </w:rPr>
-                            <w:t xml:space="preserve">Steenkamp </w:t>
+                            <w:t xml:space="preserve">Noelle Steenkamp </w:t>
                           </w:r>
                         </w:p>
                         <w:p>
